--- a/Releases/V4.0_Stable/Decoupe/11_Fiche_Chloe.docx
+++ b/Releases/V4.0_Stable/Decoupe/11_Fiche_Chloe.docx
@@ -242,7 +242,7 @@
           <w:b/>
           <w:bCs/>
         </w:rPr>
-        <w:t xml:space="preserve">Maître Emilien Collin-Stanislas — notaire de la famille.</w:t>
+        <w:t xml:space="preserve">Mademoiselle Maëlys Bouchard — demoiselle, votre jeune protégée.</w:t>
       </w:r>
       <w:r>
         <w:t xml:space="preserve"/>
@@ -258,10 +258,10 @@
           <w:b/>
           <w:bCs/>
         </w:rPr>
-        <w:t xml:space="preserve">Mademoiselle Maëlys Bouchard — demoiselle, votre jeune protégée.</w:t>
-      </w:r>
-      <w:r>
-        <w:t xml:space="preserve"/>
+        <w:t>Lady Boulet de Myrtilles</w:t>
+      </w:r>
+      <w:r>
+        <w:t xml:space="preserve"> — généalogiste amateur, mémoire prodigieuse.</w:t>
       </w:r>
     </w:p>
     <w:p>
@@ -274,10 +274,10 @@
           <w:b/>
           <w:bCs/>
         </w:rPr>
-        <w:t>Lady Boulet de Myrtilles</w:t>
-      </w:r>
-      <w:r>
-        <w:t xml:space="preserve"> — généalogiste amateur, mémoire prodigieuse.</w:t>
+        <w:t>Sir Tatoine de Crevonville</w:t>
+      </w:r>
+      <w:r>
+        <w:t xml:space="preserve"> — diplomate, ami du Duc.</w:t>
       </w:r>
     </w:p>
     <w:p>
@@ -290,10 +290,10 @@
           <w:b/>
           <w:bCs/>
         </w:rPr>
-        <w:t>Sir Tatoine de Crevonville</w:t>
-      </w:r>
-      <w:r>
-        <w:t xml:space="preserve"> — diplomate, ami du Duc.</w:t>
+        <w:t>Lady Cloé Fischer de Crevonville</w:t>
+      </w:r>
+      <w:r>
+        <w:t xml:space="preserve"> — son épouse, surnommée Clochette.</w:t>
       </w:r>
     </w:p>
     <w:p>
@@ -306,10 +306,10 @@
           <w:b/>
           <w:bCs/>
         </w:rPr>
-        <w:t>Lady Cloé Fischer de Crevonville</w:t>
-      </w:r>
-      <w:r>
-        <w:t xml:space="preserve"> — son épouse, surnommée Clochette.</w:t>
+        <w:t xml:space="preserve">Mademoiselle Lisa Lepra — cantatrice, ancienne muse de Léa.</w:t>
+      </w:r>
+      <w:r>
+        <w:t xml:space="preserve"/>
       </w:r>
     </w:p>
     <w:p>
@@ -322,7 +322,23 @@
           <w:b/>
           <w:bCs/>
         </w:rPr>
-        <w:t xml:space="preserve">Mademoiselle Lisa Lepra — cantatrice, ancienne muse de Léa.</w:t>
+        <w:t xml:space="preserve">Comte Lorenzo Pariset — amateur d’art italien, mari de Lola.</w:t>
+      </w:r>
+      <w:r>
+        <w:t xml:space="preserve"/>
+      </w:r>
+    </w:p>
+    <w:p>
+      <w:pPr>
+        <w:spacing w:before="40" w:after="40" w:line="300" w:lineRule="auto"/>
+        <w:ind w:left="360"/>
+      </w:pPr>
+      <w:r>
+        <w:rPr>
+          <w:b/>
+          <w:bCs/>
+        </w:rPr>
+        <w:t xml:space="preserve">Comtesse Lola Pariset, née Bastien — héritière française, épouse de Lorenzo.</w:t>
       </w:r>
       <w:r>
         <w:t xml:space="preserve"/>

--- a/Releases/V4.0_Stable/Decoupe/11_Fiche_Chloe.docx
+++ b/Releases/V4.0_Stable/Decoupe/11_Fiche_Chloe.docx
@@ -49,6 +49,36 @@
     </w:p>
     <w:p>
       <w:pPr>
+        <w:spacing w:before="80" w:after="200" w:line="300" w:lineRule="auto"/>
+        <w:ind w:left="720" w:right="720"/>
+        <w:jc w:val="center"/>
+      </w:pPr>
+      <w:r>
+        <w:rPr>
+          <w:i/>
+          <w:iCs/>
+          <w:color w:val="5D4037"/>
+        </w:rPr>
+        <w:t xml:space="preserve">Ce qui s’est passé</w:t>
+      </w:r>
+    </w:p>
+    <w:p>
+      <w:pPr>
+        <w:spacing w:before="80" w:after="200" w:line="300" w:lineRule="auto"/>
+        <w:ind w:left="720" w:right="720"/>
+        <w:jc w:val="center"/>
+      </w:pPr>
+      <w:r>
+        <w:rPr>
+          <w:i/>
+          <w:iCs/>
+          <w:color w:val="5D4037"/>
+        </w:rPr>
+        <w:t xml:space="preserve">Samedi 6 juin 1925, vous fêtez vos trente ans. Vous avez quitté le Domaine en fin de matinée pour quelques courses. Quand vous rentrez à 18h00, Lady Victoria vous accueille en larmes : Lady Léa de Pavy a été trouvée morte dans la dépendance. Lord Louis-Marc, médecin, a confirmé l’empoisonnement à la digitaline — mort vers 17h25. La gendarmerie ne sera prévenue qu’à l’aube. Vous avez une heure pour démêler les fils.</w:t>
+      </w:r>
+    </w:p>
+    <w:p>
+      <w:pPr>
         <w:spacing w:before="280" w:after="120"/>
       </w:pPr>
       <w:r>
@@ -409,7 +439,25 @@
         <w:jc w:val="both"/>
       </w:pPr>
       <w:r>
-        <w:t xml:space="preserve">Aucun domestique n’est interrogeable — tous congédiés pour la soirée. Les quatorze convives autour de vous sont vos seules sources.</w:t>
+        <w:t xml:space="preserve">Aucun domestique n’est interrogeable — tous congédiés pour la soirée. Les quinze convives autour de vous (Sir Amaury reste en retrait — il vous ouvre les pièces mais ne témoigne pas) sont vos seules sources.</w:t>
+      </w:r>
+    </w:p>
+    <w:p>
+      <w:pPr>
+        <w:spacing w:before="60" w:after="60" w:line="320" w:lineRule="auto"/>
+        <w:jc w:val="both"/>
+      </w:pPr>
+      <w:r>
+        <w:t xml:space="preserve">Deux questions à ne pas oublier</w:t>
+      </w:r>
+    </w:p>
+    <w:p>
+      <w:pPr>
+        <w:spacing w:before="60" w:after="60" w:line="320" w:lineRule="auto"/>
+        <w:jc w:val="both"/>
+      </w:pPr>
+      <w:r>
+        <w:t xml:space="preserve">Quel que soit le convive interrogé, deux questions vous serviront partout : « Connaissiez-vous bien Léa ? » — pour mesurer la distance que chacun met avec la victime, et y entendre ce qui sonne faux ; et « Avez-vous remarqué quelque chose d’étrange peu avant sa mort ? » — pour faire surface les petites observations qui, mises bout à bout, dessinent un trajet. Posez-les tôt. Vous y reviendrez en fin d’enquête, quand les contradictions auront poussé.</w:t>
       </w:r>
     </w:p>
     <w:p>
@@ -438,6 +486,24 @@
     </w:p>
     <w:p>
       <w:pPr>
+        <w:spacing w:before="60" w:after="60" w:line="320" w:lineRule="auto"/>
+        <w:jc w:val="both"/>
+      </w:pPr>
+      <w:r>
+        <w:t xml:space="preserve">L’app du Domaine (option)</w:t>
+      </w:r>
+    </w:p>
+    <w:p>
+      <w:pPr>
+        <w:spacing w:before="60" w:after="60" w:line="320" w:lineRule="auto"/>
+        <w:jc w:val="both"/>
+      </w:pPr>
+      <w:r>
+        <w:t xml:space="preserve">Si Sir Amaury vous met devant un écran : c’est l’app du Domaine. Vous y retrouverez la liste des convives à interroger, votre carnet automatique, le plan du Domaine (bouton 🗺️), et — au pied du coffret — un cadenas à composer. L’app ne remplace pas votre flair : elle le suit.</w:t>
+      </w:r>
+    </w:p>
+    <w:p>
+      <w:pPr>
         <w:spacing w:before="280" w:after="120"/>
       </w:pPr>
       <w:r>
@@ -480,6 +546,24 @@
       </w:r>
     </w:p>
     <w:p>
+      <w:pPr>
+        <w:spacing w:before="60" w:after="60" w:line="320" w:lineRule="auto"/>
+        <w:jc w:val="both"/>
+      </w:pPr>
+      <w:r>
+        <w:t xml:space="preserve">Le déroulé : quatre actes</w:t>
+      </w:r>
+    </w:p>
+    <w:p>
+      <w:pPr>
+        <w:spacing w:before="60" w:after="60" w:line="320" w:lineRule="auto"/>
+        <w:jc w:val="both"/>
+      </w:pPr>
+      <w:r>
+        <w:t xml:space="preserve">Sir Amaury vous ouvrira les pièces une à une, à mesure que vos questions le justifient — Acte I : le jardin et le potager (tout commence dehors) ; Acte II : le bar et le salon (où le toast a eu lieu et où les manteaux pendent encore sur les tabourets) ; Acte III : le couloir intérieur, les chambres, le placard ; Acte IV : la dépendance — l’atelier où Léa écrivait, où on l’a retrouvée. Si une porte ne s’ouvre pas, c’est qu’il vous reste à interroger ailleurs avant.</w:t>
+      </w:r>
+    </w:p>
+    <w:p>
       <w:r>
         <w:br w:type="page"/>
       </w:r>
@@ -510,6 +594,32 @@
           <w:iCs/>
         </w:rPr>
         <w:t>Dressé par Amaury à votre intention.</w:t>
+      </w:r>
+    </w:p>
+    <w:p>
+      <w:pPr>
+        <w:spacing w:before="60" w:after="60" w:line="320" w:lineRule="auto"/>
+        <w:jc w:val="both"/>
+      </w:pPr>
+      <w:r>
+        <w:rPr>
+          <w:i/>
+          <w:iCs/>
+        </w:rPr>
+        <w:t xml:space="preserve">Le coffret final</w:t>
+      </w:r>
+    </w:p>
+    <w:p>
+      <w:pPr>
+        <w:spacing w:before="60" w:after="60" w:line="320" w:lineRule="auto"/>
+        <w:jc w:val="both"/>
+      </w:pPr>
+      <w:r>
+        <w:rPr>
+          <w:i/>
+          <w:iCs/>
+        </w:rPr>
+        <w:t xml:space="preserve">Dans le jardin, sous la malle de rotin, Léa a glissé une boîte fermée par un cadenas à trois chiffres. Elle préparait son départ — ce qu’elle a laissé là est essentiel. Le code change chaque jour ; il dérive du carnet personnel de Léa, conservé dans son atelier. Une grille de chiffrement y figure, ainsi qu’un journal de bord poétique daté. Liez la grille à l’entrée du jour, et le coffret cèdera. Ce qu’il contient ouvrira tout le reste.</w:t>
       </w:r>
     </w:p>
     <w:p>

--- a/Releases/V4.0_Stable/Decoupe/11_Fiche_Chloe.docx
+++ b/Releases/V4.0_Stable/Decoupe/11_Fiche_Chloe.docx
@@ -74,7 +74,7 @@
           <w:iCs/>
           <w:color w:val="5D4037"/>
         </w:rPr>
-        <w:t xml:space="preserve">Samedi 6 juin 1925, vous fêtez vos trente ans. Vous avez quitté le Domaine en fin de matinée pour quelques courses. Quand vous rentrez à 18h00, Lady Victoria vous accueille en larmes : Lady Léa de Pavy a été trouvée morte dans la dépendance. Lord Louis-Marc, médecin, a confirmé l’empoisonnement à la digitaline — mort vers 17h25. La gendarmerie ne sera prévenue qu’à l’aube. Vous avez une heure pour démêler les fils.</w:t>
+        <w:t xml:space="preserve">Samedi 6 juin 1925, vous fêtez vos trente ans. Vous avez quitté le Domaine en fin de matinée pour quelques courses. Quand vous rentrez à 18h00, Lady Victoria vous accueille en larmes : Lady Léa de Pavy a été trouvée morte dans la dépendance. Lord Louis-Marc, médecin, est sur place — il vous expliquera ce qu’il a constaté. La gendarmerie ne sera prévenue qu’à l’aube. Vous avez une heure.</w:t>
       </w:r>
     </w:p>
     <w:p>
@@ -444,24 +444,6 @@
     </w:p>
     <w:p>
       <w:pPr>
-        <w:spacing w:before="60" w:after="60" w:line="320" w:lineRule="auto"/>
-        <w:jc w:val="both"/>
-      </w:pPr>
-      <w:r>
-        <w:t xml:space="preserve">Deux questions à ne pas oublier</w:t>
-      </w:r>
-    </w:p>
-    <w:p>
-      <w:pPr>
-        <w:spacing w:before="60" w:after="60" w:line="320" w:lineRule="auto"/>
-        <w:jc w:val="both"/>
-      </w:pPr>
-      <w:r>
-        <w:t xml:space="preserve">Quel que soit le convive interrogé, deux questions vous serviront partout : « Connaissiez-vous bien Léa ? » — pour mesurer la distance que chacun met avec la victime, et y entendre ce qui sonne faux ; et « Avez-vous remarqué quelque chose d’étrange peu avant sa mort ? » — pour faire surface les petites observations qui, mises bout à bout, dessinent un trajet. Posez-les tôt. Vous y reviendrez en fin d’enquête, quand les contradictions auront poussé.</w:t>
-      </w:r>
-    </w:p>
-    <w:p>
-      <w:pPr>
         <w:spacing w:before="280" w:after="120"/>
       </w:pPr>
       <w:r>
@@ -499,7 +481,7 @@
         <w:jc w:val="both"/>
       </w:pPr>
       <w:r>
-        <w:t xml:space="preserve">Si Sir Amaury vous met devant un écran : c’est l’app du Domaine. Vous y retrouverez la liste des convives à interroger, votre carnet automatique, le plan du Domaine (bouton 🗺️), et — au pied du coffret — un cadenas à composer. L’app ne remplace pas votre flair : elle le suit.</w:t>
+        <w:t xml:space="preserve">Si Sir Amaury vous met devant un écran : c’est l’app du Domaine. Carnet automatique, liste des convives à interroger, plan du Domaine consultable (bouton 🗺️). Le reste suivra ce que vous trouverez.</w:t>
       </w:r>
     </w:p>
     <w:p>
@@ -546,24 +528,6 @@
       </w:r>
     </w:p>
     <w:p>
-      <w:pPr>
-        <w:spacing w:before="60" w:after="60" w:line="320" w:lineRule="auto"/>
-        <w:jc w:val="both"/>
-      </w:pPr>
-      <w:r>
-        <w:t xml:space="preserve">Le déroulé : quatre actes</w:t>
-      </w:r>
-    </w:p>
-    <w:p>
-      <w:pPr>
-        <w:spacing w:before="60" w:after="60" w:line="320" w:lineRule="auto"/>
-        <w:jc w:val="both"/>
-      </w:pPr>
-      <w:r>
-        <w:t xml:space="preserve">Sir Amaury vous ouvrira les pièces une à une, à mesure que vos questions le justifient — Acte I : le jardin et le potager (tout commence dehors) ; Acte II : le bar et le salon (où le toast a eu lieu et où les manteaux pendent encore sur les tabourets) ; Acte III : le couloir intérieur, les chambres, le placard ; Acte IV : la dépendance — l’atelier où Léa écrivait, où on l’a retrouvée. Si une porte ne s’ouvre pas, c’est qu’il vous reste à interroger ailleurs avant.</w:t>
-      </w:r>
-    </w:p>
-    <w:p>
       <w:r>
         <w:br w:type="page"/>
       </w:r>
@@ -594,32 +558,6 @@
           <w:iCs/>
         </w:rPr>
         <w:t>Dressé par Amaury à votre intention.</w:t>
-      </w:r>
-    </w:p>
-    <w:p>
-      <w:pPr>
-        <w:spacing w:before="60" w:after="60" w:line="320" w:lineRule="auto"/>
-        <w:jc w:val="both"/>
-      </w:pPr>
-      <w:r>
-        <w:rPr>
-          <w:i/>
-          <w:iCs/>
-        </w:rPr>
-        <w:t xml:space="preserve">Le coffret final</w:t>
-      </w:r>
-    </w:p>
-    <w:p>
-      <w:pPr>
-        <w:spacing w:before="60" w:after="60" w:line="320" w:lineRule="auto"/>
-        <w:jc w:val="both"/>
-      </w:pPr>
-      <w:r>
-        <w:rPr>
-          <w:i/>
-          <w:iCs/>
-        </w:rPr>
-        <w:t xml:space="preserve">Dans le jardin, sous la malle de rotin, Léa a glissé une boîte fermée par un cadenas à trois chiffres. Elle préparait son départ — ce qu’elle a laissé là est essentiel. Le code change chaque jour ; il dérive du carnet personnel de Léa, conservé dans son atelier. Une grille de chiffrement y figure, ainsi qu’un journal de bord poétique daté. Liez la grille à l’entrée du jour, et le coffret cèdera. Ce qu’il contient ouvrira tout le reste.</w:t>
       </w:r>
     </w:p>
     <w:p>
